--- a/memos/plan_tech_media__dxyz_committee_packet.docx
+++ b/memos/plan_tech_media__dxyz_committee_packet.docx
@@ -77,7 +77,7 @@
     </w:p>
     <w:p>
       <w:r>
-        <w:t>Rubric v2, threshold 7 of 12, strategy gate. No candidate is eligible on held data.</w:t>
+        <w:t>Tark benchmark rubric, 12 points, threshold 7 of 12, strategy gate. No candidate is eligible on held data.</w:t>
       </w:r>
     </w:p>
     <w:tbl>
@@ -235,7 +235,7 @@
           </w:tcPr>
           <w:p>
             <w:r>
-              <w:t>Peer cohort composite: venture without dxyz (arkvx, ssss)</w:t>
+              <w:t>Peer composite, pre-IPO and venture cohort without Destiny Tech100 Inc (members: ARK Venture Fund, Neostellar Capital Corp.)</w:t>
             </w:r>
           </w:p>
         </w:tc>
@@ -245,7 +245,7 @@
           </w:tcPr>
           <w:p>
             <w:r>
-              <w:t>4/12</w:t>
+              <w:t>3/12</w:t>
             </w:r>
           </w:p>
         </w:tc>
@@ -308,7 +308,7 @@
         <w:pStyle w:val="Heading1"/>
       </w:pPr>
       <w:r>
-        <w:t>Exhibit B.</w:t>
+        <w:t>Exhibit B. Liquidity match for this plan</w:t>
       </w:r>
     </w:p>
     <w:p>
@@ -413,7 +413,7 @@
           </w:tcPr>
           <w:p>
             <w:r>
-              <w:t>listed_cef</w:t>
+              <w:t>listed closed-end fund</w:t>
             </w:r>
           </w:p>
         </w:tc>
@@ -435,7 +435,7 @@
           </w:tcPr>
           <w:p>
             <w:r>
-              <w:t>Dealing cadence per year</w:t>
+              <w:t>Dealing terms</w:t>
             </w:r>
           </w:p>
         </w:tc>
@@ -445,7 +445,7 @@
           </w:tcPr>
           <w:p>
             <w:r>
-              <w:t>252</w:t>
+              <w:t>daily on-exchange dealing, no fund-level cap (3.1)</w:t>
             </w:r>
           </w:p>
         </w:tc>
@@ -467,7 +467,39 @@
           </w:tcPr>
           <w:p>
             <w:r>
-              <w:t>Repurchase cap</w:t>
+              <w:t>Repurchase caps</w:t>
+            </w:r>
+          </w:p>
+        </w:tc>
+        <w:tc>
+          <w:tcPr>
+            <w:tcW w:type="dxa" w:w="5760"/>
+          </w:tcPr>
+          <w:p>
+            <w:r>
+              <w:t>no fund-level cap, capacity is market depth</w:t>
+            </w:r>
+          </w:p>
+        </w:tc>
+        <w:tc>
+          <w:tcPr>
+            <w:tcW w:type="dxa" w:w="1152"/>
+          </w:tcPr>
+          <w:p>
+            <w:r>
+              <w:t>3.1</w:t>
+            </w:r>
+          </w:p>
+        </w:tc>
+      </w:tr>
+      <w:tr>
+        <w:tc>
+          <w:tcPr>
+            <w:tcW w:type="dxa" w:w="2448"/>
+          </w:tcPr>
+          <w:p>
+            <w:r>
+              <w:t>Annual capacity (binding cap)</w:t>
             </w:r>
           </w:p>
         </w:tc>
@@ -627,7 +659,7 @@
     </w:p>
     <w:p>
       <w:r>
-        <w:t>Cited: cell 3.1, cell 3.3, cell 3.5, cell 3.7, cell 3.9, cell 2.7, plan: plan_tech_media.json (Form 5500, plan year 2024-01-01 to 2024-12-31).</w:t>
+        <w:t>Cited: cell 3.1, cell 3.7, plan: plan_tech_media.json (Form 5500, plan year 2024-01-01 to 2024-12-31).</w:t>
       </w:r>
     </w:p>
     <w:p>
@@ -767,7 +799,7 @@
           </w:tcPr>
           <w:p>
             <w:r>
-              <w:t>4.53% net expense ratio</w:t>
+              <w:t>4.53% expense ratio, of average net assets (FY2025)</w:t>
             </w:r>
           </w:p>
         </w:tc>
@@ -831,7 +863,7 @@
           </w:tcPr>
           <w:p>
             <w:r>
-              <w:t>extracted</w:t>
+              <w:t>no typed fact for this cell</w:t>
             </w:r>
           </w:p>
         </w:tc>
@@ -895,7 +927,7 @@
           </w:tcPr>
           <w:p>
             <w:r>
-              <w:t>partial</w:t>
+              <w:t>no typed fact for this cell</w:t>
             </w:r>
           </w:p>
         </w:tc>
@@ -926,7 +958,7 @@
     </w:p>
     <w:p>
       <w:r>
-        <w:t>Cohort placement (venture, R4 phrasing): mgmt fee: at the cohort median of 2.5 (n=3, too small for percentile language) | expense ratio (bases differ, see notes): at the cohort median of 4.53 (n=3, too small for percentile language) | repurchase cap: fact unavailable for this member. Stats and per-member values in data/cohorts/venture.json, membership rationales in data/facts.</w:t>
+        <w:t>Cohort placement (pre-IPO and venture cohort): mgmt fee: at the cohort median of 2.5 (n=3, too small for percentile language) | expense ratio (bases differ, see notes): at the cohort median of 4.53 (n=3, too small for percentile language) | repurchase cap: fact unavailable for this member. Statistics and per-member values are in the cohort artifact, membership rationales in the typed facts.</w:t>
       </w:r>
     </w:p>
     <w:p>
@@ -994,7 +1026,7 @@
     </w:p>
     <w:p>
       <w:r>
-        <w:t>Regulatory basis: Fiduciary Duties in Selecting Designated Investment Alternatives, 91 FR 16088 (Mar. 31, 2026), RIN 1210-AC38, proposed 29 CFR 2550.404a-6, paragraphs (g) to (l), cited not paraphrased. Every figure above is a cited cell, a typed projection of one, or an engine artifact of the record as of 2026-09-04. Scenario figures are ILLUSTRATIVE. Sponsor name NEVER appears on demo surfaces. Data is public (DOL Form 5500 FOIA files); anonymization is a project display rule, not a legal requirement.</w:t>
+        <w:t>Regulatory basis: Fiduciary Duties in Selecting Designated Investment Alternatives, 91 FR 16088 (Mar. 31, 2026), RIN 1210-AC38, proposed 29 CFR 2550.404a-6, paragraphs (g) to (l), cited not paraphrased. Every figure above is a cited cell, a typed projection of one, or an engine artifact of the record as of 2026-09-04. Scenario figures are ILLUSTRATIVE. The plan is shown under its anonymized label.</w:t>
       </w:r>
     </w:p>
     <w:sectPr>

--- a/memos/plan_tech_media__dxyz_committee_packet.docx
+++ b/memos/plan_tech_media__dxyz_committee_packet.docx
@@ -41,7 +41,12 @@
     </w:p>
     <w:p>
       <w:r>
-        <w:t>Benchmark: escalated. NO MEANINGFUL BENCHMARK CONSTRUCTIBLE from available data. Required next: public NAV series (quarterly filings) plus a premium/NAV decomposition before any comparator is defensible.</w:t>
+        <w:t>Benchmark: escalated. NO MEANINGFUL BENCHMARK CONSTRUCTIBLE for this pre-IPO and venture fund: its price is premium-driven and decoupled from NAV, so every candidate benchmarks the premium, not the portfolio. Required next: a NAV series from the filings and a premium to NAV decomposition before any comparator is defensible.</w:t>
+      </w:r>
+    </w:p>
+    <w:p>
+      <w:r>
+        <w:t>Peer comparison (paragraphs (g) and (h)): composite refused, fewer than 3 peers remain after leaving Destiny Tech100 Inc out (2: Neostellar Capital Corp., ARK Venture Fund).</w:t>
       </w:r>
     </w:p>
     <w:p>
@@ -54,12 +59,20 @@
         <w:pStyle w:val="ListBullet"/>
       </w:pPr>
       <w:r>
-        <w:t>Benchmark: NO MEANINGFUL BENCHMARK CONSTRUCTIBLE from available data. Required next: public NAV series (quarterly filings) plus a premium/NAV decomposition before any comparator is defensible. (benchmark selection)</w:t>
+        <w:t>Benchmark: NO MEANINGFUL BENCHMARK CONSTRUCTIBLE for this pre-IPO and venture fund: its price is premium-driven and decoupled from NAV, so every candidate benchmarks the premium, not the portfolio. Required next: a NAV series from the filings and a premium to NAV decomposition before any comparator is defensible. (benchmark selection)</w:t>
+      </w:r>
+    </w:p>
+    <w:p>
+      <w:pPr>
+        <w:pStyle w:val="ListBullet"/>
+      </w:pPr>
+      <w:r>
+        <w:t>Peer comparison: composite refused, fewer than 3 peers remain after leaving Destiny Tech100 Inc out (2: Neostellar Capital Corp., ARK Venture Fund) (cell 1.12)</w:t>
       </w:r>
     </w:p>
     <w:p>
       <w:r>
-        <w:t>Evidence coverage: 41 of 41 resolvable, 0 verified, 13 n/a by wrapper. Verified by a person: 0. Advisor-stated inputs for this plan: 0 of 6.</w:t>
+        <w:t>Evidence coverage: 42 of 42 resolvable, 0 verified, 13 n/a by wrapper. Verified by a person: 0. Advisor-stated inputs for this plan: 0 of 6.</w:t>
       </w:r>
     </w:p>
     <w:p>
@@ -77,7 +90,7 @@
     </w:p>
     <w:p>
       <w:r>
-        <w:t>Tark benchmark rubric, 12 points, threshold 7 of 12, strategy gate. No candidate is eligible on held data.</w:t>
+        <w:t>Tark benchmark rubric, 12 points, threshold 7 of 12, strategy gate, affiliated providers ineligible. No candidate is eligible on held data.</w:t>
       </w:r>
     </w:p>
     <w:tbl>
@@ -141,7 +154,7 @@
           </w:tcPr>
           <w:p>
             <w:r>
-              <w:t>rejected</w:t>
+              <w:t>declared benchmark</w:t>
             </w:r>
           </w:p>
         </w:tc>
@@ -151,7 +164,47 @@
           </w:tcPr>
           <w:p>
             <w:r>
-              <w:t>S&amp;P 500 investable proxy (SPY)</w:t>
+              <w:t>NASDAQ Composite Index</w:t>
+            </w:r>
+          </w:p>
+        </w:tc>
+        <w:tc>
+          <w:tcPr>
+            <w:tcW w:type="dxa" w:w="864"/>
+          </w:tcPr>
+          <w:p>
+            <w:r/>
+          </w:p>
+        </w:tc>
+        <w:tc>
+          <w:tcPr>
+            <w:tcW w:type="dxa" w:w="3888"/>
+          </w:tcPr>
+          <w:p>
+            <w:r>
+              <w:t>cited, not held, scored 5/12, fund price decoupled from NAV</w:t>
+            </w:r>
+          </w:p>
+        </w:tc>
+      </w:tr>
+      <w:tr>
+        <w:tc>
+          <w:tcPr>
+            <w:tcW w:type="dxa" w:w="1152"/>
+          </w:tcPr>
+          <w:p>
+            <w:r>
+              <w:t>Peer comparison (paragraphs (g) and (h))</w:t>
+            </w:r>
+          </w:p>
+        </w:tc>
+        <w:tc>
+          <w:tcPr>
+            <w:tcW w:type="dxa" w:w="3456"/>
+          </w:tcPr>
+          <w:p>
+            <w:r>
+              <w:t>Peer composite, pre-IPO and venture cohort without Destiny Tech100 Inc</w:t>
             </w:r>
           </w:p>
         </w:tc>
@@ -161,7 +214,7 @@
           </w:tcPr>
           <w:p>
             <w:r>
-              <w:t>7/12</w:t>
+              <w:t>not scored</w:t>
             </w:r>
           </w:p>
         </w:tc>
@@ -171,7 +224,7 @@
           </w:tcPr>
           <w:p>
             <w:r>
-              <w:t>fund price is premium/discount-driven and decoupled from NAV. Benchmarking the price benchmarks the premium, not the portfolio</w:t>
+              <w:t>composite refused: fewer than 3 peers remain after leaving Destiny Tech100 Inc out (2: Neostellar Capital Corp., ARK Venture Fund)</w:t>
             </w:r>
           </w:p>
         </w:tc>
@@ -235,7 +288,7 @@
           </w:tcPr>
           <w:p>
             <w:r>
-              <w:t>Peer composite, pre-IPO and venture cohort without Destiny Tech100 Inc (members: ARK Venture Fund, Neostellar Capital Corp.)</w:t>
+              <w:t>S&amp;P 500 investable proxy (SPY)</w:t>
             </w:r>
           </w:p>
         </w:tc>
@@ -245,7 +298,7 @@
           </w:tcPr>
           <w:p>
             <w:r>
-              <w:t>3/12</w:t>
+              <w:t>7/12</w:t>
             </w:r>
           </w:p>
         </w:tc>
@@ -287,7 +340,7 @@
           </w:tcPr>
           <w:p>
             <w:r>
-              <w:t>3/12</w:t>
+              <w:t>5/12</w:t>
             </w:r>
           </w:p>
         </w:tc>
@@ -312,16 +365,8 @@
       </w:r>
     </w:p>
     <w:p>
-      <w:pPr>
-        <w:pStyle w:val="Heading1"/>
-      </w:pPr>
       <w:r>
-        <w:t>Product-to-plan liquidity match</w:t>
-      </w:r>
-    </w:p>
-    <w:p>
-      <w:r>
-        <w:t>Plan: US media/technology company 401(k) plan (~$570M, New York). verdict is structural (typed facts, cells 3.1, 3.3, 2.7, plan-independent). scenario_verdict is ILLUSTRATIVE (demand model against the same capacity, per plan).</w:t>
+        <w:t>Plan: US media/technology company 401(k) plan (~$570M, New York). verdict is structural (typed facts, cells 3.1, 3.3, 2.7, plan-independent). scenario_verdict is ILLUSTRATIVE (the plan's filed outflow proxy as the base demand and the sliders as the stress, against the same capacity, per plan).</w:t>
       </w:r>
     </w:p>
     <w:p>
@@ -620,6 +665,38 @@
           </w:p>
         </w:tc>
       </w:tr>
+      <w:tr>
+        <w:tc>
+          <w:tcPr>
+            <w:tcW w:type="dxa" w:w="2448"/>
+          </w:tcPr>
+          <w:p>
+            <w:r>
+              <w:t>Fund net assets (for the dollar capacity)</w:t>
+            </w:r>
+          </w:p>
+        </w:tc>
+        <w:tc>
+          <w:tcPr>
+            <w:tcW w:type="dxa" w:w="5760"/>
+          </w:tcPr>
+          <w:p>
+            <w:r>
+              <w:t>approx. $438.0M</w:t>
+            </w:r>
+          </w:p>
+        </w:tc>
+        <w:tc>
+          <w:tcPr>
+            <w:tcW w:type="dxa" w:w="1152"/>
+          </w:tcPr>
+          <w:p>
+            <w:r>
+              <w:t>2.3</w:t>
+            </w:r>
+          </w:p>
+        </w:tc>
+      </w:tr>
     </w:tbl>
     <w:p>
       <w:pPr>
@@ -631,17 +708,22 @@
     </w:p>
     <w:p>
       <w:r>
-        <w:t>Plan inputs (Form 5500): net assets $565.8M, liquidity tail 36.1% of accounts (1,847 separated participants with balances).</w:t>
+        <w:t>Plan inputs (Form 5500): net assets $565.8M, liquidity tail 36.1% of accounts (1,847 separated participants with balances), filed outflow proxy 11.7% of beginning net assets per year (Schedule H totals of the plan's Form 5500 for plan year 2024-01-01 to 2024-12-31, from the plan record: total expenses less administrative expenses over beginning net assets, an upper bound on benefit payments while Schedule H line 2e is not in the record).</w:t>
       </w:r>
     </w:p>
     <w:p>
       <w:r>
-        <w:t>Parameters (adjustable on the site, not facts): allocation 5% of plan = $28.3M, tail turnover 20%/yr, active turnover 5%/yr. Base demand $2.9M/yr = 10.4% of the position vs annual wrapper capacity not applicable (exchange-traded).</w:t>
+        <w:t>Base demand (filed outflow proxy applied to a 5% allocation = $28.3M): $3.3M/yr = 11.7% of the position per year vs annual wrapper capacity not applicable (exchange-traded).</w:t>
       </w:r>
     </w:p>
     <w:p>
       <w:r>
-        <w:t>Stressed (tail turnover x2, active turnover x1.5 vs base scenario): demand $5.4M/yr = 19.2% of the position. daily exchange liquidity, so stress transmits to price, not to a fund gate.</w:t>
+        <w:t>Slider assumption (adjustable on the site, not a fact): tail turnover 20%/yr, active turnover 5%/yr, 10.4% of the position per year = $2.9M/yr, shown beside the filed rate, not blended with it.</w:t>
+      </w:r>
+    </w:p>
+    <w:p>
+      <w:r>
+        <w:t>Stressed (the filed outflow proxy plus the increment the sliders add under stress (tail turnover x2, active turnover x1.5 over the slider assumption)): demand $5.8M/yr = 20.5% of the position. daily exchange liquidity, so stress transmits to price, not to a fund gate.</w:t>
       </w:r>
     </w:p>
     <w:p>
@@ -655,6 +737,22 @@
       </w:pPr>
       <w:r>
         <w:t>Capacity: daily on-exchange liquidity. Capacity is market depth, not a fund cap.</w:t>
+      </w:r>
+    </w:p>
+    <w:p>
+      <w:pPr>
+        <w:pStyle w:val="ListBullet"/>
+      </w:pPr>
+      <w:r>
+        <w:t>Filed outflow proxy (Schedule H, plan year 2024-01-01 to 2024-12-31): 11.7% of the position per year, the plan's total expenses less administrative expenses over beginning net assets, applied to the position. On an exchange this is a selling rate against market depth, not a claim on a fund cap.</w:t>
+      </w:r>
+    </w:p>
+    <w:p>
+      <w:pPr>
+        <w:pStyle w:val="ListBullet"/>
+      </w:pPr>
+      <w:r>
+        <w:t>Slider assumption (illustrative): 10.4% of the position per year, from tail turnover 20%/yr on the 36.1% of accounts that are separated and active turnover 5%/yr on the rest. Shown beside the filed rate, not blended with it, and likewise a selling rate against market depth.</w:t>
       </w:r>
     </w:p>
     <w:p>
@@ -895,7 +993,7 @@
           </w:tcPr>
           <w:p>
             <w:r>
-              <w:t>n/a</w:t>
+              <w:t>not applicable, the record states why</w:t>
             </w:r>
           </w:p>
         </w:tc>
@@ -1021,7 +1119,7 @@
     </w:p>
     <w:p>
       <w:r>
-        <w:t>Cell status for this product: structured 0, extracted-unverified 24, verified 0, computed 13, partial 3, fetched 1, n/a 13, pending 0.</w:t>
+        <w:t>Cell status for this product: structured 0, extracted-unverified 24, verified 0, computed 14, partial 3, fetched 1, n/a 13, pending 0.</w:t>
       </w:r>
     </w:p>
     <w:p>
